--- a/Agile Dev Assist — Audience Q&A.docx
+++ b/Agile Dev Assist — Audience Q&A.docx
@@ -534,6 +534,220 @@
       </w:r>
       <w:r>
         <w:t xml:space="preserve"> Every run writes a log with every agent step and tool call, the plan, the review, the findings and token usage; the branch and commits carry the developer's identity.</w:t>
+      </w:r>
+    </w:p>
+    <w:p>
+      <w:pPr>
+        <w:pStyle w:val="Heading2"/>
+      </w:pPr>
+      <w:r>
+        <w:t xml:space="preserve">Objections a sceptical manager raises</w:t>
+      </w:r>
+    </w:p>
+    <w:p>
+      <w:pPr/>
+      <w:r>
+        <w:rPr>
+          <w:b/>
+        </w:rPr>
+        <w:t xml:space="preserve">"Why call the story / data / knowledge / repo steps agents? They just read."</w:t>
+      </w:r>
+      <w:r>
+        <w:t xml:space="preserve"> Because each is an LLM step that uses tools in a loop and must satisfy a contract: it decides what to look up (the story reader checks table names against the repository and glossary; the repo reader makes 5-15 look-ups), returns a fixed schema, and is verified and sent back when something is missing. That is the industry definition of an agent. The honest wording: seven tool-using, schema-checked workers with verification loops - the readers are light, the planner, coder and reviewer are heavy. Call them "specialists" if the word agent grates; the architecture is the same.</w:t>
+      </w:r>
+    </w:p>
+    <w:p>
+      <w:pPr/>
+      <w:r>
+        <w:rPr>
+          <w:b/>
+        </w:rPr>
+        <w:t xml:space="preserve">"Why no RAG / vector database?"</w:t>
+      </w:r>
+      <w:r>
+        <w:t xml:space="preserve"> It is retrieval-augmented: every step works from retrieved facts - ticket, tables, code - never from memory. The retrieval is exact (keyword and symbol search) rather than semantic, because we search for names, not meanings: </w:t>
+      </w:r>
+      <w:r>
+        <w:rPr>
+          <w:rStyle w:val="CodeChar"/>
+        </w:rPr>
+        <w:t xml:space="preserve">x_profile_ikg</w:t>
+      </w:r>
+      <w:r>
+        <w:t xml:space="preserve"> and </w:t>
+      </w:r>
+      <w:r>
+        <w:rPr>
+          <w:rStyle w:val="CodeChar"/>
+        </w:rPr>
+        <w:t xml:space="preserve">x_profile_curr_ikg</w:t>
+      </w:r>
+      <w:r>
+        <w:t xml:space="preserve"> are different files that an embedding treats as the same; each result is explainable ("names the folder and lists its scripts"); and there is no extra service to host and keep in sync. A vector store is a contained addition later for large prose wikis or "similar past stories". Chosen, not omitted.</w:t>
+      </w:r>
+    </w:p>
+    <w:p>
+      <w:pPr/>
+      <w:r>
+        <w:rPr>
+          <w:b/>
+        </w:rPr>
+        <w:t xml:space="preserve">"What is the architecture?"</w:t>
+      </w:r>
+      <w:r>
+        <w:t xml:space="preserve"> Four layers: inputs (ticket, team documents, read-only tables, code base) → retrieval (an index of the code base, offered to the agents as look-up tools) → agents (read, plan, write, check - every step verified by ordinary code) → delivery (confidence score, diff and savepoints, a branch in the developer's name, audit log). Azure OpenAI is called only from the agent layer. One rule ties it together: the AI proposes, code verifies.</w:t>
+      </w:r>
+    </w:p>
+    <w:p>
+      <w:pPr/>
+      <w:r>
+        <w:rPr>
+          <w:b/>
+        </w:rPr>
+        <w:t xml:space="preserve">"Isn't this just a prompt with extra steps?"</w:t>
+      </w:r>
+      <w:r>
+        <w:t xml:space="preserve"> The difference shows when it is wrong. A prompt gives you wrong code; this gives you a rejected plan with the reason, a validator finding with the line, a review finding with the file, and a confidence score that is capped until it is fixed.</w:t>
+      </w:r>
+    </w:p>
+    <w:p>
+      <w:pPr>
+        <w:pStyle w:val="Heading2"/>
+      </w:pPr>
+      <w:r>
+        <w:t xml:space="preserve">Context, caches and tokens</w:t>
+      </w:r>
+    </w:p>
+    <w:p>
+      <w:pPr/>
+      <w:r>
+        <w:rPr>
+          <w:b/>
+        </w:rPr>
+        <w:t xml:space="preserve">"What do you mean by 'context'?"</w:t>
+      </w:r>
+      <w:r>
+        <w:t xml:space="preserve"> Everything the model is given to read before it answers. A model has no memory of UBS, IKG or Greenplum; it knows only what is in front of it for that one call. Too little and it guesses; too much and it drowns, and every token is paid for. Most of the engineering in the tool is giving each agent exactly the right context.</w:t>
+      </w:r>
+    </w:p>
+    <w:p>
+      <w:pPr/>
+      <w:r>
+        <w:rPr>
+          <w:b/>
+        </w:rPr>
+        <w:t xml:space="preserve">"What is the context pack?"</w:t>
+      </w:r>
+      <w:r>
+        <w:t xml:space="preserve"> That briefing written down as one file (</w:t>
+      </w:r>
+      <w:r>
+        <w:rPr>
+          <w:rStyle w:val="CodeChar"/>
+        </w:rPr>
+        <w:t xml:space="preserve">pack.json</w:t>
+      </w:r>
+      <w:r>
+        <w:t xml:space="preserve">, Outputs tab). It is produced by the four readers: requirements, tables and code blocks from the story agent; conventions, rules and coder notes from the knowledge agent; columns, keys and sample values from the data agent; folder conventions, files to imitate, registration points and companion scripts from the repo agent. The planner, coder and reviewer read the pack, never the raw inputs. The "Sources used" list on the Plan tab is its table of contents.</w:t>
+      </w:r>
+    </w:p>
+    <w:p>
+      <w:pPr/>
+      <w:r>
+        <w:rPr>
+          <w:b/>
+        </w:rPr>
+        <w:t xml:space="preserve">"Is it RAG? With what retriever?"</w:t>
+      </w:r>
+      <w:r>
+        <w:t xml:space="preserve"> Yes - the pages are fetched before the expert answers. The retriever is BM25, a ranked keyword index built in memory in about a second over the repository and documents. Our inputs are exact identifiers (table names, folders, </w:t>
+      </w:r>
+      <w:r>
+        <w:rPr>
+          <w:rStyle w:val="CodeChar"/>
+        </w:rPr>
+        <w:t xml:space="preserve">DISTRIBUTED BY</w:t>
+      </w:r>
+      <w:r>
+        <w:t xml:space="preserve">), and exact match is the right tool for identifiers: it never confuses </w:t>
+      </w:r>
+      <w:r>
+        <w:rPr>
+          <w:rStyle w:val="CodeChar"/>
+        </w:rPr>
+        <w:t xml:space="preserve">profile_curr</w:t>
+      </w:r>
+      <w:r>
+        <w:t xml:space="preserve"> with </w:t>
+      </w:r>
+      <w:r>
+        <w:rPr>
+          <w:rStyle w:val="CodeChar"/>
+        </w:rPr>
+        <w:t xml:space="preserve">profile_hist</w:t>
+      </w:r>
+      <w:r>
+        <w:t xml:space="preserve">, needs no embedding model, no vector database to host and approve, and costs nothing per call. A vector index can be added as a second retriever for long free-text manuals without changing any agent.</w:t>
+      </w:r>
+    </w:p>
+    <w:p>
+      <w:pPr/>
+      <w:r>
+        <w:rPr>
+          <w:b/>
+        </w:rPr>
+        <w:t xml:space="preserve">"How does the cache for story, data, knowledge and repo work?"</w:t>
+      </w:r>
+      <w:r>
+        <w:t xml:space="preserve"> Each reader's finished result is saved under a fingerprint of exactly what it was given: its instructions, the documents, the table list, the repository state. The next run with the same fingerprint reuses the saved result - no model call, 0 tokens, "result reused from cache" in the Log. Change one document, one table or one repository file and that reader runs again. The knowledge result is keyed without the story, so standards are reused across stories. Planner, coder and reviewer are never cached; their answer depends on the story and the code being written now.</w:t>
+      </w:r>
+    </w:p>
+    <w:p>
+      <w:pPr/>
+      <w:r>
+        <w:rPr>
+          <w:b/>
+        </w:rPr>
+        <w:t xml:space="preserve">"Why are the cached input tokens so high?"</w:t>
+      </w:r>
+      <w:r>
+        <w:t xml:space="preserve"> That is Azure's prompt cache, not ours. Every step of an agent re-sends its whole conversation; step 5 contains steps 1-4 verbatim. Azure recognises the identical prefix and bills it at one tenth of the price. 239k cached tokens on a story means 239k tokens of repetition we did not pay in full. The number to watch is uncached input plus output.</w:t>
+      </w:r>
+    </w:p>
+    <w:p>
+      <w:pPr/>
+      <w:r>
+        <w:rPr>
+          <w:b/>
+        </w:rPr>
+        <w:t xml:space="preserve">"What are input, cached and output tokens, and where do they go?"</w:t>
+      </w:r>
+      <w:r>
+        <w:t xml:space="preserve"> Input = the uncached prompt tokens sent to the model (instructions, story, context pack, tool results, conversation so far). Cached = the identical prefix served from Azure's cache. Output = what the model wrote: plan, files, review and its hidden reasoning. Most tokens go to the planner (reads everything, loops until the plan is grounded), the coder (one call per file over one shared cached context) and the reviewer (all files and diffs), plus the fix passes. A typical story: 99k input, 239k cached, 36k output, about $0.50 at GPT-5 list prices.</w:t>
+      </w:r>
+    </w:p>
+    <w:p>
+      <w:pPr/>
+      <w:r>
+        <w:rPr>
+          <w:b/>
+        </w:rPr>
+        <w:t xml:space="preserve">"Does a bigger time budget mean more tokens?"</w:t>
+      </w:r>
+      <w:r>
+        <w:t xml:space="preserve"> Not by itself. The budget is a ceiling; tokens are spent by steps actually taken. A larger budget lets the review and its fix pass finish instead of being cut off, which usually raises confidence for a few extra fix calls.</w:t>
+      </w:r>
+    </w:p>
+    <w:p>
+      <w:pPr/>
+      <w:r>
+        <w:rPr>
+          <w:b/>
+        </w:rPr>
+        <w:t xml:space="preserve">"Why did the same story give 6 files once and 3 files another time?"</w:t>
+      </w:r>
+      <w:r>
+        <w:t xml:space="preserve"> Two planner decisions used to lose files silently: a companion history script planned as "modify" when it did not exist was dropped, and a declined DAG registration was accepted at face value. Both are now grounded - the missing file becomes a "create", a decline is accepted only when it names which planned file calls the new script - and a "just in case" modify that changes nothing is left out. The remaining variation is normal model non-determinism; the savepoint of any run can be reloaded exactly.</w:t>
       </w:r>
     </w:p>
     <w:p>
